--- a/Protokoll_Prismenspektrometer.docx
+++ b/Protokoll_Prismenspektrometer.docx
@@ -119,6 +119,7 @@
             <w:pPr>
               <w:pStyle w:val="Normal"/>
               <w:widowControl/>
+              <w:suppressAutoHyphens w:val="true"/>
               <w:spacing w:lineRule="auto" w:line="240" w:before="0" w:after="0"/>
               <w:jc w:val="start"/>
               <w:rPr>
@@ -150,6 +151,7 @@
             <w:pPr>
               <w:pStyle w:val="Normal"/>
               <w:widowControl/>
+              <w:suppressAutoHyphens w:val="true"/>
               <w:spacing w:lineRule="auto" w:line="240" w:before="0" w:after="0"/>
               <w:jc w:val="start"/>
               <w:rPr>
@@ -181,6 +183,7 @@
             <w:pPr>
               <w:pStyle w:val="Normal"/>
               <w:widowControl/>
+              <w:suppressAutoHyphens w:val="true"/>
               <w:spacing w:lineRule="auto" w:line="240" w:before="0" w:after="0"/>
               <w:jc w:val="start"/>
               <w:rPr>
@@ -212,6 +215,7 @@
             <w:pPr>
               <w:pStyle w:val="Normal"/>
               <w:widowControl/>
+              <w:suppressAutoHyphens w:val="true"/>
               <w:spacing w:lineRule="auto" w:line="240" w:before="0" w:after="0"/>
               <w:jc w:val="start"/>
               <w:rPr>
@@ -243,6 +247,7 @@
             <w:pPr>
               <w:pStyle w:val="Normal"/>
               <w:widowControl/>
+              <w:suppressAutoHyphens w:val="true"/>
               <w:spacing w:lineRule="auto" w:line="240" w:before="0" w:after="0"/>
               <w:jc w:val="start"/>
               <w:rPr>
@@ -277,6 +282,7 @@
             <w:pPr>
               <w:pStyle w:val="Normal"/>
               <w:widowControl/>
+              <w:suppressAutoHyphens w:val="true"/>
               <w:spacing w:lineRule="auto" w:line="240" w:before="0" w:after="0"/>
               <w:jc w:val="start"/>
               <w:rPr>
@@ -308,6 +314,7 @@
             <w:pPr>
               <w:pStyle w:val="Normal"/>
               <w:widowControl/>
+              <w:suppressAutoHyphens w:val="true"/>
               <w:spacing w:lineRule="auto" w:line="240" w:before="0" w:after="0"/>
               <w:jc w:val="start"/>
               <w:rPr>
@@ -339,6 +346,7 @@
             <w:pPr>
               <w:pStyle w:val="Normal"/>
               <w:widowControl/>
+              <w:suppressAutoHyphens w:val="true"/>
               <w:spacing w:lineRule="auto" w:line="240" w:before="0" w:after="0"/>
               <w:jc w:val="start"/>
               <w:rPr>
@@ -370,6 +378,7 @@
             <w:pPr>
               <w:pStyle w:val="Normal"/>
               <w:widowControl/>
+              <w:suppressAutoHyphens w:val="true"/>
               <w:spacing w:lineRule="auto" w:line="240" w:before="0" w:after="0"/>
               <w:jc w:val="start"/>
               <w:rPr>
@@ -401,6 +410,7 @@
             <w:pPr>
               <w:pStyle w:val="Normal"/>
               <w:widowControl/>
+              <w:suppressAutoHyphens w:val="true"/>
               <w:spacing w:lineRule="auto" w:line="240" w:before="0" w:after="0"/>
               <w:jc w:val="start"/>
               <w:rPr>
@@ -435,6 +445,7 @@
             <w:pPr>
               <w:pStyle w:val="Normal"/>
               <w:widowControl/>
+              <w:suppressAutoHyphens w:val="true"/>
               <w:spacing w:lineRule="auto" w:line="240" w:before="0" w:after="0"/>
               <w:jc w:val="start"/>
               <w:rPr>
@@ -466,6 +477,7 @@
             <w:pPr>
               <w:pStyle w:val="Normal"/>
               <w:widowControl/>
+              <w:suppressAutoHyphens w:val="true"/>
               <w:spacing w:lineRule="auto" w:line="240" w:before="0" w:after="0"/>
               <w:jc w:val="start"/>
               <w:rPr>
@@ -497,6 +509,7 @@
             <w:pPr>
               <w:pStyle w:val="Normal"/>
               <w:widowControl/>
+              <w:suppressAutoHyphens w:val="true"/>
               <w:spacing w:lineRule="auto" w:line="240" w:before="0" w:after="0"/>
               <w:jc w:val="start"/>
               <w:rPr>
@@ -528,6 +541,7 @@
             <w:pPr>
               <w:pStyle w:val="Normal"/>
               <w:widowControl/>
+              <w:suppressAutoHyphens w:val="true"/>
               <w:spacing w:lineRule="auto" w:line="240" w:before="0" w:after="0"/>
               <w:jc w:val="start"/>
               <w:rPr>
@@ -559,6 +573,7 @@
             <w:pPr>
               <w:pStyle w:val="Normal"/>
               <w:widowControl/>
+              <w:suppressAutoHyphens w:val="true"/>
               <w:spacing w:lineRule="auto" w:line="240" w:before="0" w:after="0"/>
               <w:jc w:val="start"/>
               <w:rPr>
@@ -593,6 +608,7 @@
             <w:pPr>
               <w:pStyle w:val="Normal"/>
               <w:widowControl/>
+              <w:suppressAutoHyphens w:val="true"/>
               <w:spacing w:lineRule="auto" w:line="240" w:before="0" w:after="0"/>
               <w:jc w:val="start"/>
               <w:rPr>
@@ -624,6 +640,7 @@
             <w:pPr>
               <w:pStyle w:val="Normal"/>
               <w:widowControl/>
+              <w:suppressAutoHyphens w:val="true"/>
               <w:spacing w:lineRule="auto" w:line="240" w:before="0" w:after="0"/>
               <w:jc w:val="start"/>
               <w:rPr>
@@ -655,6 +672,7 @@
             <w:pPr>
               <w:pStyle w:val="Normal"/>
               <w:widowControl/>
+              <w:suppressAutoHyphens w:val="true"/>
               <w:spacing w:lineRule="auto" w:line="240" w:before="0" w:after="0"/>
               <w:jc w:val="start"/>
               <w:rPr>
@@ -686,6 +704,7 @@
             <w:pPr>
               <w:pStyle w:val="Normal"/>
               <w:widowControl/>
+              <w:suppressAutoHyphens w:val="true"/>
               <w:spacing w:lineRule="auto" w:line="240" w:before="0" w:after="0"/>
               <w:jc w:val="start"/>
               <w:rPr>
@@ -717,6 +736,7 @@
             <w:pPr>
               <w:pStyle w:val="Normal"/>
               <w:widowControl/>
+              <w:suppressAutoHyphens w:val="true"/>
               <w:spacing w:lineRule="auto" w:line="240" w:before="0" w:after="0"/>
               <w:jc w:val="start"/>
               <w:rPr>
@@ -751,6 +771,7 @@
             <w:pPr>
               <w:pStyle w:val="Normal"/>
               <w:widowControl/>
+              <w:suppressAutoHyphens w:val="true"/>
               <w:spacing w:lineRule="auto" w:line="240" w:before="0" w:after="0"/>
               <w:jc w:val="start"/>
               <w:rPr>
@@ -782,6 +803,7 @@
             <w:pPr>
               <w:pStyle w:val="Normal"/>
               <w:widowControl/>
+              <w:suppressAutoHyphens w:val="true"/>
               <w:spacing w:lineRule="auto" w:line="240" w:before="0" w:after="0"/>
               <w:jc w:val="start"/>
               <w:rPr>
@@ -813,6 +835,7 @@
             <w:pPr>
               <w:pStyle w:val="Normal"/>
               <w:widowControl/>
+              <w:suppressAutoHyphens w:val="true"/>
               <w:spacing w:lineRule="auto" w:line="240" w:before="0" w:after="0"/>
               <w:jc w:val="start"/>
               <w:rPr>
@@ -844,6 +867,7 @@
             <w:pPr>
               <w:pStyle w:val="Normal"/>
               <w:widowControl/>
+              <w:suppressAutoHyphens w:val="true"/>
               <w:spacing w:lineRule="auto" w:line="240" w:before="0" w:after="0"/>
               <w:jc w:val="start"/>
               <w:rPr>
@@ -875,6 +899,7 @@
             <w:pPr>
               <w:pStyle w:val="Normal"/>
               <w:widowControl/>
+              <w:suppressAutoHyphens w:val="true"/>
               <w:spacing w:lineRule="auto" w:line="240" w:before="0" w:after="0"/>
               <w:jc w:val="start"/>
               <w:rPr>
@@ -909,6 +934,7 @@
             <w:pPr>
               <w:pStyle w:val="Normal"/>
               <w:widowControl/>
+              <w:suppressAutoHyphens w:val="true"/>
               <w:spacing w:lineRule="auto" w:line="240" w:before="0" w:after="0"/>
               <w:jc w:val="start"/>
               <w:rPr>
@@ -940,6 +966,7 @@
             <w:pPr>
               <w:pStyle w:val="Normal"/>
               <w:widowControl/>
+              <w:suppressAutoHyphens w:val="true"/>
               <w:spacing w:lineRule="auto" w:line="240" w:before="0" w:after="0"/>
               <w:jc w:val="start"/>
               <w:rPr>
@@ -971,6 +998,7 @@
             <w:pPr>
               <w:pStyle w:val="Normal"/>
               <w:widowControl/>
+              <w:suppressAutoHyphens w:val="true"/>
               <w:spacing w:lineRule="auto" w:line="240" w:before="0" w:after="0"/>
               <w:jc w:val="start"/>
               <w:rPr>
@@ -1002,6 +1030,7 @@
             <w:pPr>
               <w:pStyle w:val="Normal"/>
               <w:widowControl/>
+              <w:suppressAutoHyphens w:val="true"/>
               <w:spacing w:lineRule="auto" w:line="240" w:before="0" w:after="0"/>
               <w:jc w:val="start"/>
               <w:rPr>
@@ -1033,6 +1062,7 @@
             <w:pPr>
               <w:pStyle w:val="Normal"/>
               <w:widowControl/>
+              <w:suppressAutoHyphens w:val="true"/>
               <w:spacing w:lineRule="auto" w:line="240" w:before="0" w:after="0"/>
               <w:jc w:val="start"/>
               <w:rPr>
@@ -1067,6 +1097,7 @@
             <w:pPr>
               <w:pStyle w:val="Normal"/>
               <w:widowControl/>
+              <w:suppressAutoHyphens w:val="true"/>
               <w:spacing w:lineRule="auto" w:line="240" w:before="0" w:after="0"/>
               <w:jc w:val="start"/>
               <w:rPr>
@@ -1098,6 +1129,7 @@
             <w:pPr>
               <w:pStyle w:val="Normal"/>
               <w:widowControl/>
+              <w:suppressAutoHyphens w:val="true"/>
               <w:spacing w:lineRule="auto" w:line="240" w:before="0" w:after="0"/>
               <w:jc w:val="start"/>
               <w:rPr>
@@ -1129,6 +1161,7 @@
             <w:pPr>
               <w:pStyle w:val="Normal"/>
               <w:widowControl/>
+              <w:suppressAutoHyphens w:val="true"/>
               <w:spacing w:lineRule="auto" w:line="240" w:before="0" w:after="0"/>
               <w:jc w:val="start"/>
               <w:rPr>
@@ -1160,6 +1193,7 @@
             <w:pPr>
               <w:pStyle w:val="Normal"/>
               <w:widowControl/>
+              <w:suppressAutoHyphens w:val="true"/>
               <w:spacing w:lineRule="auto" w:line="240" w:before="0" w:after="0"/>
               <w:jc w:val="start"/>
               <w:rPr>
@@ -1191,6 +1225,7 @@
             <w:pPr>
               <w:pStyle w:val="Normal"/>
               <w:widowControl/>
+              <w:suppressAutoHyphens w:val="true"/>
               <w:spacing w:lineRule="auto" w:line="240" w:before="0" w:after="0"/>
               <w:jc w:val="start"/>
               <w:rPr>
@@ -1225,6 +1260,7 @@
             <w:pPr>
               <w:pStyle w:val="Normal"/>
               <w:widowControl/>
+              <w:suppressAutoHyphens w:val="true"/>
               <w:spacing w:lineRule="auto" w:line="240" w:before="0" w:after="0"/>
               <w:jc w:val="start"/>
               <w:rPr>
@@ -1256,6 +1292,7 @@
             <w:pPr>
               <w:pStyle w:val="Normal"/>
               <w:widowControl/>
+              <w:suppressAutoHyphens w:val="true"/>
               <w:spacing w:lineRule="auto" w:line="240" w:before="0" w:after="0"/>
               <w:jc w:val="start"/>
               <w:rPr>
@@ -1287,6 +1324,7 @@
             <w:pPr>
               <w:pStyle w:val="Normal"/>
               <w:widowControl/>
+              <w:suppressAutoHyphens w:val="true"/>
               <w:spacing w:lineRule="auto" w:line="240" w:before="0" w:after="0"/>
               <w:jc w:val="start"/>
               <w:rPr>
@@ -1318,6 +1356,7 @@
             <w:pPr>
               <w:pStyle w:val="Normal"/>
               <w:widowControl/>
+              <w:suppressAutoHyphens w:val="true"/>
               <w:spacing w:lineRule="auto" w:line="240" w:before="0" w:after="0"/>
               <w:jc w:val="start"/>
               <w:rPr>
@@ -1349,6 +1388,7 @@
             <w:pPr>
               <w:pStyle w:val="Normal"/>
               <w:widowControl/>
+              <w:suppressAutoHyphens w:val="true"/>
               <w:spacing w:lineRule="auto" w:line="240" w:before="0" w:after="0"/>
               <w:jc w:val="start"/>
               <w:rPr>
@@ -1511,6 +1551,7 @@
             <w:pPr>
               <w:pStyle w:val="Normal"/>
               <w:widowControl/>
+              <w:suppressAutoHyphens w:val="true"/>
               <w:spacing w:lineRule="auto" w:line="240" w:before="0" w:after="0"/>
               <w:jc w:val="start"/>
               <w:rPr>
@@ -1542,6 +1583,7 @@
             <w:pPr>
               <w:pStyle w:val="Normal"/>
               <w:widowControl/>
+              <w:suppressAutoHyphens w:val="true"/>
               <w:spacing w:lineRule="auto" w:line="240" w:before="0" w:after="0"/>
               <w:jc w:val="start"/>
               <w:rPr>
@@ -1573,6 +1615,7 @@
             <w:pPr>
               <w:pStyle w:val="Normal"/>
               <w:widowControl/>
+              <w:suppressAutoHyphens w:val="true"/>
               <w:spacing w:lineRule="auto" w:line="240" w:before="0" w:after="0"/>
               <w:jc w:val="start"/>
               <w:rPr>
@@ -1607,6 +1650,7 @@
             <w:pPr>
               <w:pStyle w:val="Normal"/>
               <w:widowControl/>
+              <w:suppressAutoHyphens w:val="true"/>
               <w:spacing w:lineRule="auto" w:line="240" w:before="0" w:after="0"/>
               <w:jc w:val="start"/>
               <w:rPr>
@@ -1638,6 +1682,7 @@
             <w:pPr>
               <w:pStyle w:val="Normal"/>
               <w:widowControl/>
+              <w:suppressAutoHyphens w:val="true"/>
               <w:spacing w:lineRule="auto" w:line="240" w:before="0" w:after="0"/>
               <w:jc w:val="start"/>
               <w:rPr>
@@ -1669,6 +1714,7 @@
             <w:pPr>
               <w:pStyle w:val="Normal"/>
               <w:widowControl/>
+              <w:suppressAutoHyphens w:val="true"/>
               <w:spacing w:lineRule="auto" w:line="240" w:before="0" w:after="0"/>
               <w:jc w:val="start"/>
               <w:rPr>
@@ -1703,6 +1749,7 @@
             <w:pPr>
               <w:pStyle w:val="Normal"/>
               <w:widowControl/>
+              <w:suppressAutoHyphens w:val="true"/>
               <w:spacing w:lineRule="auto" w:line="240" w:before="0" w:after="0"/>
               <w:jc w:val="start"/>
               <w:rPr>
@@ -1734,6 +1781,7 @@
             <w:pPr>
               <w:pStyle w:val="Normal"/>
               <w:widowControl/>
+              <w:suppressAutoHyphens w:val="true"/>
               <w:spacing w:lineRule="auto" w:line="240" w:before="0" w:after="0"/>
               <w:jc w:val="start"/>
               <w:rPr>
@@ -1765,6 +1813,7 @@
             <w:pPr>
               <w:pStyle w:val="Normal"/>
               <w:widowControl/>
+              <w:suppressAutoHyphens w:val="true"/>
               <w:spacing w:lineRule="auto" w:line="240" w:before="0" w:after="0"/>
               <w:jc w:val="start"/>
               <w:rPr>
@@ -1799,6 +1848,7 @@
             <w:pPr>
               <w:pStyle w:val="Normal"/>
               <w:widowControl/>
+              <w:suppressAutoHyphens w:val="true"/>
               <w:spacing w:lineRule="auto" w:line="240" w:before="0" w:after="0"/>
               <w:jc w:val="start"/>
               <w:rPr>
@@ -1830,6 +1880,7 @@
             <w:pPr>
               <w:pStyle w:val="Normal"/>
               <w:widowControl/>
+              <w:suppressAutoHyphens w:val="true"/>
               <w:spacing w:lineRule="auto" w:line="240" w:before="0" w:after="0"/>
               <w:jc w:val="start"/>
               <w:rPr>
@@ -1861,6 +1912,7 @@
             <w:pPr>
               <w:pStyle w:val="Normal"/>
               <w:widowControl/>
+              <w:suppressAutoHyphens w:val="true"/>
               <w:spacing w:lineRule="auto" w:line="240" w:before="0" w:after="0"/>
               <w:jc w:val="start"/>
               <w:rPr>
@@ -1895,6 +1947,7 @@
             <w:pPr>
               <w:pStyle w:val="Normal"/>
               <w:widowControl/>
+              <w:suppressAutoHyphens w:val="true"/>
               <w:spacing w:lineRule="auto" w:line="240" w:before="0" w:after="0"/>
               <w:jc w:val="start"/>
               <w:rPr>
@@ -1926,6 +1979,7 @@
             <w:pPr>
               <w:pStyle w:val="Normal"/>
               <w:widowControl/>
+              <w:suppressAutoHyphens w:val="true"/>
               <w:spacing w:lineRule="auto" w:line="240" w:before="0" w:after="0"/>
               <w:jc w:val="start"/>
               <w:rPr>
@@ -1957,6 +2011,7 @@
             <w:pPr>
               <w:pStyle w:val="Normal"/>
               <w:widowControl/>
+              <w:suppressAutoHyphens w:val="true"/>
               <w:spacing w:lineRule="auto" w:line="240" w:before="0" w:after="0"/>
               <w:jc w:val="start"/>
               <w:rPr>
@@ -1991,6 +2046,7 @@
             <w:pPr>
               <w:pStyle w:val="Normal"/>
               <w:widowControl/>
+              <w:suppressAutoHyphens w:val="true"/>
               <w:spacing w:lineRule="auto" w:line="240" w:before="0" w:after="0"/>
               <w:jc w:val="start"/>
               <w:rPr>
@@ -2022,6 +2078,7 @@
             <w:pPr>
               <w:pStyle w:val="Normal"/>
               <w:widowControl/>
+              <w:suppressAutoHyphens w:val="true"/>
               <w:spacing w:lineRule="auto" w:line="240" w:before="0" w:after="0"/>
               <w:jc w:val="start"/>
               <w:rPr>
@@ -2053,6 +2110,7 @@
             <w:pPr>
               <w:pStyle w:val="Normal"/>
               <w:widowControl/>
+              <w:suppressAutoHyphens w:val="true"/>
               <w:spacing w:lineRule="auto" w:line="240" w:before="0" w:after="0"/>
               <w:jc w:val="start"/>
               <w:rPr>
@@ -2087,6 +2145,7 @@
             <w:pPr>
               <w:pStyle w:val="Normal"/>
               <w:widowControl/>
+              <w:suppressAutoHyphens w:val="true"/>
               <w:spacing w:lineRule="auto" w:line="240" w:before="0" w:after="0"/>
               <w:jc w:val="start"/>
               <w:rPr>
@@ -2118,6 +2177,7 @@
             <w:pPr>
               <w:pStyle w:val="Normal"/>
               <w:widowControl/>
+              <w:suppressAutoHyphens w:val="true"/>
               <w:spacing w:lineRule="auto" w:line="240" w:before="0" w:after="0"/>
               <w:jc w:val="start"/>
               <w:rPr>
@@ -2149,6 +2209,7 @@
             <w:pPr>
               <w:pStyle w:val="Normal"/>
               <w:widowControl/>
+              <w:suppressAutoHyphens w:val="true"/>
               <w:spacing w:lineRule="auto" w:line="240" w:before="0" w:after="0"/>
               <w:jc w:val="start"/>
               <w:rPr>
@@ -2183,6 +2244,7 @@
             <w:pPr>
               <w:pStyle w:val="Normal"/>
               <w:widowControl/>
+              <w:suppressAutoHyphens w:val="true"/>
               <w:spacing w:lineRule="auto" w:line="240" w:before="0" w:after="0"/>
               <w:jc w:val="start"/>
               <w:rPr>
@@ -2214,6 +2276,7 @@
             <w:pPr>
               <w:pStyle w:val="Normal"/>
               <w:widowControl/>
+              <w:suppressAutoHyphens w:val="true"/>
               <w:spacing w:lineRule="auto" w:line="240" w:before="0" w:after="0"/>
               <w:jc w:val="start"/>
               <w:rPr>
@@ -2245,6 +2308,7 @@
             <w:pPr>
               <w:pStyle w:val="Normal"/>
               <w:widowControl/>
+              <w:suppressAutoHyphens w:val="true"/>
               <w:spacing w:lineRule="auto" w:line="240" w:before="0" w:after="0"/>
               <w:jc w:val="start"/>
               <w:rPr>
@@ -2412,6 +2476,7 @@
             <w:pPr>
               <w:pStyle w:val="Normal"/>
               <w:widowControl/>
+              <w:suppressAutoHyphens w:val="true"/>
               <w:spacing w:lineRule="auto" w:line="240" w:before="0" w:after="0"/>
               <w:jc w:val="start"/>
               <w:rPr>
@@ -2443,6 +2508,7 @@
             <w:pPr>
               <w:pStyle w:val="Normal"/>
               <w:widowControl/>
+              <w:suppressAutoHyphens w:val="true"/>
               <w:spacing w:lineRule="auto" w:line="240" w:before="0" w:after="0"/>
               <w:jc w:val="start"/>
               <w:rPr>
@@ -2474,6 +2540,7 @@
             <w:pPr>
               <w:pStyle w:val="Normal"/>
               <w:widowControl/>
+              <w:suppressAutoHyphens w:val="true"/>
               <w:spacing w:lineRule="auto" w:line="240" w:before="0" w:after="0"/>
               <w:jc w:val="start"/>
               <w:rPr>
@@ -2505,6 +2572,7 @@
             <w:pPr>
               <w:pStyle w:val="Normal"/>
               <w:widowControl/>
+              <w:suppressAutoHyphens w:val="true"/>
               <w:spacing w:lineRule="auto" w:line="240" w:before="0" w:after="0"/>
               <w:jc w:val="start"/>
               <w:rPr>
@@ -2539,6 +2607,7 @@
             <w:pPr>
               <w:pStyle w:val="Normal"/>
               <w:widowControl/>
+              <w:suppressAutoHyphens w:val="true"/>
               <w:spacing w:lineRule="auto" w:line="240" w:before="0" w:after="0"/>
               <w:jc w:val="start"/>
               <w:rPr>
@@ -2570,6 +2639,7 @@
             <w:pPr>
               <w:pStyle w:val="Normal"/>
               <w:widowControl/>
+              <w:suppressAutoHyphens w:val="true"/>
               <w:spacing w:lineRule="auto" w:line="240" w:before="0" w:after="0"/>
               <w:jc w:val="start"/>
               <w:rPr>
@@ -2601,6 +2671,7 @@
             <w:pPr>
               <w:pStyle w:val="Normal"/>
               <w:widowControl/>
+              <w:suppressAutoHyphens w:val="true"/>
               <w:spacing w:lineRule="auto" w:line="240" w:before="0" w:after="0"/>
               <w:jc w:val="start"/>
               <w:rPr>
@@ -2632,6 +2703,7 @@
             <w:pPr>
               <w:pStyle w:val="Normal"/>
               <w:widowControl/>
+              <w:suppressAutoHyphens w:val="true"/>
               <w:spacing w:lineRule="auto" w:line="240" w:before="0" w:after="0"/>
               <w:jc w:val="start"/>
               <w:rPr>
@@ -2666,6 +2738,7 @@
             <w:pPr>
               <w:pStyle w:val="Normal"/>
               <w:widowControl/>
+              <w:suppressAutoHyphens w:val="true"/>
               <w:spacing w:lineRule="auto" w:line="240" w:before="0" w:after="0"/>
               <w:jc w:val="start"/>
               <w:rPr>
@@ -2697,6 +2770,7 @@
             <w:pPr>
               <w:pStyle w:val="Normal"/>
               <w:widowControl/>
+              <w:suppressAutoHyphens w:val="true"/>
               <w:spacing w:lineRule="auto" w:line="240" w:before="0" w:after="0"/>
               <w:jc w:val="start"/>
               <w:rPr>
@@ -2728,6 +2802,7 @@
             <w:pPr>
               <w:pStyle w:val="Normal"/>
               <w:widowControl/>
+              <w:suppressAutoHyphens w:val="true"/>
               <w:spacing w:lineRule="auto" w:line="240" w:before="0" w:after="0"/>
               <w:jc w:val="start"/>
               <w:rPr>
@@ -2759,6 +2834,7 @@
             <w:pPr>
               <w:pStyle w:val="Normal"/>
               <w:widowControl/>
+              <w:suppressAutoHyphens w:val="true"/>
               <w:spacing w:lineRule="auto" w:line="240" w:before="0" w:after="0"/>
               <w:jc w:val="start"/>
               <w:rPr>
@@ -2793,6 +2869,7 @@
             <w:pPr>
               <w:pStyle w:val="Normal"/>
               <w:widowControl/>
+              <w:suppressAutoHyphens w:val="true"/>
               <w:spacing w:lineRule="auto" w:line="240" w:before="0" w:after="0"/>
               <w:jc w:val="start"/>
               <w:rPr>
@@ -2824,6 +2901,7 @@
             <w:pPr>
               <w:pStyle w:val="Normal"/>
               <w:widowControl/>
+              <w:suppressAutoHyphens w:val="true"/>
               <w:spacing w:lineRule="auto" w:line="240" w:before="0" w:after="0"/>
               <w:jc w:val="start"/>
               <w:rPr>
@@ -2855,6 +2933,7 @@
             <w:pPr>
               <w:pStyle w:val="Normal"/>
               <w:widowControl/>
+              <w:suppressAutoHyphens w:val="true"/>
               <w:spacing w:lineRule="auto" w:line="240" w:before="0" w:after="0"/>
               <w:jc w:val="start"/>
               <w:rPr>
@@ -2886,6 +2965,7 @@
             <w:pPr>
               <w:pStyle w:val="Normal"/>
               <w:widowControl/>
+              <w:suppressAutoHyphens w:val="true"/>
               <w:spacing w:lineRule="auto" w:line="240" w:before="0" w:after="0"/>
               <w:jc w:val="start"/>
               <w:rPr>
@@ -2920,6 +3000,7 @@
             <w:pPr>
               <w:pStyle w:val="Normal"/>
               <w:widowControl/>
+              <w:suppressAutoHyphens w:val="true"/>
               <w:spacing w:lineRule="auto" w:line="240" w:before="0" w:after="0"/>
               <w:jc w:val="start"/>
               <w:rPr>
@@ -2951,6 +3032,7 @@
             <w:pPr>
               <w:pStyle w:val="Normal"/>
               <w:widowControl/>
+              <w:suppressAutoHyphens w:val="true"/>
               <w:spacing w:lineRule="auto" w:line="240" w:before="0" w:after="0"/>
               <w:jc w:val="start"/>
               <w:rPr>
@@ -2982,6 +3064,7 @@
             <w:pPr>
               <w:pStyle w:val="Normal"/>
               <w:widowControl/>
+              <w:suppressAutoHyphens w:val="true"/>
               <w:spacing w:lineRule="auto" w:line="240" w:before="0" w:after="0"/>
               <w:jc w:val="start"/>
               <w:rPr>
@@ -3013,6 +3096,7 @@
             <w:pPr>
               <w:pStyle w:val="Normal"/>
               <w:widowControl/>
+              <w:suppressAutoHyphens w:val="true"/>
               <w:spacing w:lineRule="auto" w:line="240" w:before="0" w:after="0"/>
               <w:jc w:val="start"/>
               <w:rPr>
@@ -3047,6 +3131,7 @@
             <w:pPr>
               <w:pStyle w:val="Normal"/>
               <w:widowControl/>
+              <w:suppressAutoHyphens w:val="true"/>
               <w:spacing w:lineRule="auto" w:line="240" w:before="0" w:after="0"/>
               <w:jc w:val="start"/>
               <w:rPr>
@@ -3078,6 +3163,7 @@
             <w:pPr>
               <w:pStyle w:val="Normal"/>
               <w:widowControl/>
+              <w:suppressAutoHyphens w:val="true"/>
               <w:spacing w:lineRule="auto" w:line="240" w:before="0" w:after="0"/>
               <w:jc w:val="start"/>
               <w:rPr>
@@ -3109,6 +3195,7 @@
             <w:pPr>
               <w:pStyle w:val="Normal"/>
               <w:widowControl/>
+              <w:suppressAutoHyphens w:val="true"/>
               <w:spacing w:lineRule="auto" w:line="240" w:before="0" w:after="0"/>
               <w:jc w:val="start"/>
               <w:rPr>
@@ -3140,6 +3227,7 @@
             <w:pPr>
               <w:pStyle w:val="Normal"/>
               <w:widowControl/>
+              <w:suppressAutoHyphens w:val="true"/>
               <w:spacing w:lineRule="auto" w:line="240" w:before="0" w:after="0"/>
               <w:jc w:val="start"/>
               <w:rPr>
@@ -3174,6 +3262,7 @@
             <w:pPr>
               <w:pStyle w:val="Normal"/>
               <w:widowControl/>
+              <w:suppressAutoHyphens w:val="true"/>
               <w:spacing w:lineRule="auto" w:line="240" w:before="0" w:after="0"/>
               <w:jc w:val="start"/>
               <w:rPr>
@@ -3205,6 +3294,7 @@
             <w:pPr>
               <w:pStyle w:val="Normal"/>
               <w:widowControl/>
+              <w:suppressAutoHyphens w:val="true"/>
               <w:spacing w:lineRule="auto" w:line="240" w:before="0" w:after="0"/>
               <w:jc w:val="start"/>
               <w:rPr>
@@ -3236,6 +3326,7 @@
             <w:pPr>
               <w:pStyle w:val="Normal"/>
               <w:widowControl/>
+              <w:suppressAutoHyphens w:val="true"/>
               <w:spacing w:lineRule="auto" w:line="240" w:before="0" w:after="0"/>
               <w:jc w:val="start"/>
               <w:rPr>
@@ -3267,6 +3358,7 @@
             <w:pPr>
               <w:pStyle w:val="Normal"/>
               <w:widowControl/>
+              <w:suppressAutoHyphens w:val="true"/>
               <w:spacing w:lineRule="auto" w:line="240" w:before="0" w:after="0"/>
               <w:jc w:val="start"/>
               <w:rPr>
@@ -3301,6 +3393,7 @@
             <w:pPr>
               <w:pStyle w:val="Normal"/>
               <w:widowControl/>
+              <w:suppressAutoHyphens w:val="true"/>
               <w:spacing w:lineRule="auto" w:line="240" w:before="0" w:after="0"/>
               <w:jc w:val="start"/>
               <w:rPr>
@@ -3332,6 +3425,7 @@
             <w:pPr>
               <w:pStyle w:val="Normal"/>
               <w:widowControl/>
+              <w:suppressAutoHyphens w:val="true"/>
               <w:spacing w:lineRule="auto" w:line="240" w:before="0" w:after="0"/>
               <w:jc w:val="start"/>
               <w:rPr>
@@ -3363,6 +3457,7 @@
             <w:pPr>
               <w:pStyle w:val="Normal"/>
               <w:widowControl/>
+              <w:suppressAutoHyphens w:val="true"/>
               <w:spacing w:lineRule="auto" w:line="240" w:before="0" w:after="0"/>
               <w:jc w:val="start"/>
               <w:rPr>
@@ -3394,6 +3489,7 @@
             <w:pPr>
               <w:pStyle w:val="Normal"/>
               <w:widowControl/>
+              <w:suppressAutoHyphens w:val="true"/>
               <w:spacing w:lineRule="auto" w:line="240" w:before="0" w:after="0"/>
               <w:jc w:val="start"/>
               <w:rPr>
@@ -3428,6 +3524,7 @@
             <w:pPr>
               <w:pStyle w:val="Normal"/>
               <w:widowControl/>
+              <w:suppressAutoHyphens w:val="true"/>
               <w:spacing w:lineRule="auto" w:line="240" w:before="0" w:after="0"/>
               <w:jc w:val="start"/>
               <w:rPr>
@@ -3459,6 +3556,7 @@
             <w:pPr>
               <w:pStyle w:val="Normal"/>
               <w:widowControl/>
+              <w:suppressAutoHyphens w:val="true"/>
               <w:spacing w:lineRule="auto" w:line="240" w:before="0" w:after="0"/>
               <w:jc w:val="start"/>
               <w:rPr>
@@ -3490,6 +3588,7 @@
             <w:pPr>
               <w:pStyle w:val="Normal"/>
               <w:widowControl/>
+              <w:suppressAutoHyphens w:val="true"/>
               <w:spacing w:lineRule="auto" w:line="240" w:before="0" w:after="0"/>
               <w:jc w:val="start"/>
               <w:rPr>
@@ -3521,6 +3620,7 @@
             <w:pPr>
               <w:pStyle w:val="Normal"/>
               <w:widowControl/>
+              <w:suppressAutoHyphens w:val="true"/>
               <w:spacing w:lineRule="auto" w:line="240" w:before="0" w:after="0"/>
               <w:jc w:val="start"/>
               <w:rPr>
@@ -3689,6 +3789,7 @@
             <w:pPr>
               <w:pStyle w:val="Normal"/>
               <w:widowControl/>
+              <w:suppressAutoHyphens w:val="true"/>
               <w:spacing w:lineRule="auto" w:line="240" w:before="0" w:after="0"/>
               <w:jc w:val="start"/>
               <w:rPr>
@@ -3720,6 +3821,7 @@
             <w:pPr>
               <w:pStyle w:val="Normal"/>
               <w:widowControl/>
+              <w:suppressAutoHyphens w:val="true"/>
               <w:spacing w:lineRule="auto" w:line="240" w:before="0" w:after="0"/>
               <w:jc w:val="start"/>
               <w:rPr>
@@ -3751,6 +3853,7 @@
             <w:pPr>
               <w:pStyle w:val="Normal"/>
               <w:widowControl/>
+              <w:suppressAutoHyphens w:val="true"/>
               <w:spacing w:lineRule="auto" w:line="240" w:before="0" w:after="0"/>
               <w:jc w:val="start"/>
               <w:rPr>
@@ -3782,6 +3885,7 @@
             <w:pPr>
               <w:pStyle w:val="Normal"/>
               <w:widowControl/>
+              <w:suppressAutoHyphens w:val="true"/>
               <w:spacing w:lineRule="auto" w:line="240" w:before="0" w:after="0"/>
               <w:jc w:val="start"/>
               <w:rPr>
@@ -3813,6 +3917,7 @@
             <w:pPr>
               <w:pStyle w:val="Normal"/>
               <w:widowControl/>
+              <w:suppressAutoHyphens w:val="true"/>
               <w:spacing w:lineRule="auto" w:line="240" w:before="0" w:after="0"/>
               <w:jc w:val="start"/>
               <w:rPr>
@@ -3847,6 +3952,7 @@
             <w:pPr>
               <w:pStyle w:val="Normal"/>
               <w:widowControl/>
+              <w:suppressAutoHyphens w:val="true"/>
               <w:spacing w:lineRule="auto" w:line="240" w:before="0" w:after="0"/>
               <w:jc w:val="start"/>
               <w:rPr>
@@ -3878,6 +3984,7 @@
             <w:pPr>
               <w:pStyle w:val="Normal"/>
               <w:widowControl/>
+              <w:suppressAutoHyphens w:val="true"/>
               <w:spacing w:lineRule="auto" w:line="240" w:before="0" w:after="0"/>
               <w:jc w:val="start"/>
               <w:rPr>
@@ -3909,6 +4016,7 @@
             <w:pPr>
               <w:pStyle w:val="Normal"/>
               <w:widowControl/>
+              <w:suppressAutoHyphens w:val="true"/>
               <w:spacing w:lineRule="auto" w:line="240" w:before="0" w:after="0"/>
               <w:jc w:val="start"/>
               <w:rPr>
@@ -3940,6 +4048,7 @@
             <w:pPr>
               <w:pStyle w:val="Normal"/>
               <w:widowControl/>
+              <w:suppressAutoHyphens w:val="true"/>
               <w:spacing w:lineRule="auto" w:line="240" w:before="0" w:after="0"/>
               <w:jc w:val="start"/>
               <w:rPr>
@@ -3971,6 +4080,7 @@
             <w:pPr>
               <w:pStyle w:val="Normal"/>
               <w:widowControl/>
+              <w:suppressAutoHyphens w:val="true"/>
               <w:spacing w:lineRule="auto" w:line="240" w:before="0" w:after="0"/>
               <w:jc w:val="start"/>
               <w:rPr>
@@ -4005,6 +4115,7 @@
             <w:pPr>
               <w:pStyle w:val="Normal"/>
               <w:widowControl/>
+              <w:suppressAutoHyphens w:val="true"/>
               <w:spacing w:lineRule="auto" w:line="240" w:before="0" w:after="0"/>
               <w:jc w:val="start"/>
               <w:rPr>
@@ -4036,6 +4147,7 @@
             <w:pPr>
               <w:pStyle w:val="Normal"/>
               <w:widowControl/>
+              <w:suppressAutoHyphens w:val="true"/>
               <w:spacing w:lineRule="auto" w:line="240" w:before="0" w:after="0"/>
               <w:jc w:val="start"/>
               <w:rPr>
@@ -4067,6 +4179,7 @@
             <w:pPr>
               <w:pStyle w:val="Normal"/>
               <w:widowControl/>
+              <w:suppressAutoHyphens w:val="true"/>
               <w:spacing w:lineRule="auto" w:line="240" w:before="0" w:after="0"/>
               <w:jc w:val="start"/>
               <w:rPr>
@@ -4098,6 +4211,7 @@
             <w:pPr>
               <w:pStyle w:val="Normal"/>
               <w:widowControl/>
+              <w:suppressAutoHyphens w:val="true"/>
               <w:spacing w:lineRule="auto" w:line="240" w:before="0" w:after="0"/>
               <w:jc w:val="start"/>
               <w:rPr>
@@ -4129,6 +4243,7 @@
             <w:pPr>
               <w:pStyle w:val="Normal"/>
               <w:widowControl/>
+              <w:suppressAutoHyphens w:val="true"/>
               <w:spacing w:lineRule="auto" w:line="240" w:before="0" w:after="0"/>
               <w:jc w:val="start"/>
               <w:rPr>
@@ -4163,6 +4278,7 @@
             <w:pPr>
               <w:pStyle w:val="Normal"/>
               <w:widowControl/>
+              <w:suppressAutoHyphens w:val="true"/>
               <w:spacing w:lineRule="auto" w:line="240" w:before="0" w:after="0"/>
               <w:jc w:val="start"/>
               <w:rPr>
@@ -4194,6 +4310,7 @@
             <w:pPr>
               <w:pStyle w:val="Normal"/>
               <w:widowControl/>
+              <w:suppressAutoHyphens w:val="true"/>
               <w:spacing w:lineRule="auto" w:line="240" w:before="0" w:after="0"/>
               <w:jc w:val="start"/>
               <w:rPr>
@@ -4225,6 +4342,7 @@
             <w:pPr>
               <w:pStyle w:val="Normal"/>
               <w:widowControl/>
+              <w:suppressAutoHyphens w:val="true"/>
               <w:spacing w:lineRule="auto" w:line="240" w:before="0" w:after="0"/>
               <w:jc w:val="start"/>
               <w:rPr>
@@ -4256,6 +4374,7 @@
             <w:pPr>
               <w:pStyle w:val="Normal"/>
               <w:widowControl/>
+              <w:suppressAutoHyphens w:val="true"/>
               <w:spacing w:lineRule="auto" w:line="240" w:before="0" w:after="0"/>
               <w:jc w:val="start"/>
               <w:rPr>
@@ -4287,6 +4406,7 @@
             <w:pPr>
               <w:pStyle w:val="Normal"/>
               <w:widowControl/>
+              <w:suppressAutoHyphens w:val="true"/>
               <w:spacing w:lineRule="auto" w:line="240" w:before="0" w:after="0"/>
               <w:jc w:val="start"/>
               <w:rPr>
@@ -4321,6 +4441,7 @@
             <w:pPr>
               <w:pStyle w:val="Normal"/>
               <w:widowControl/>
+              <w:suppressAutoHyphens w:val="true"/>
               <w:spacing w:lineRule="auto" w:line="240" w:before="0" w:after="0"/>
               <w:jc w:val="start"/>
               <w:rPr>
@@ -4352,6 +4473,7 @@
             <w:pPr>
               <w:pStyle w:val="Normal"/>
               <w:widowControl/>
+              <w:suppressAutoHyphens w:val="true"/>
               <w:spacing w:lineRule="auto" w:line="240" w:before="0" w:after="0"/>
               <w:jc w:val="start"/>
               <w:rPr>
@@ -4383,6 +4505,7 @@
             <w:pPr>
               <w:pStyle w:val="Normal"/>
               <w:widowControl/>
+              <w:suppressAutoHyphens w:val="true"/>
               <w:spacing w:lineRule="auto" w:line="240" w:before="0" w:after="0"/>
               <w:jc w:val="start"/>
               <w:rPr>
@@ -4414,6 +4537,7 @@
             <w:pPr>
               <w:pStyle w:val="Normal"/>
               <w:widowControl/>
+              <w:suppressAutoHyphens w:val="true"/>
               <w:spacing w:lineRule="auto" w:line="240" w:before="0" w:after="0"/>
               <w:jc w:val="start"/>
               <w:rPr>
@@ -4445,6 +4569,7 @@
             <w:pPr>
               <w:pStyle w:val="Normal"/>
               <w:widowControl/>
+              <w:suppressAutoHyphens w:val="true"/>
               <w:spacing w:lineRule="auto" w:line="240" w:before="0" w:after="0"/>
               <w:jc w:val="start"/>
               <w:rPr>
@@ -4479,6 +4604,7 @@
             <w:pPr>
               <w:pStyle w:val="Normal"/>
               <w:widowControl/>
+              <w:suppressAutoHyphens w:val="true"/>
               <w:spacing w:lineRule="auto" w:line="240" w:before="0" w:after="0"/>
               <w:jc w:val="start"/>
               <w:rPr>
@@ -4510,6 +4636,7 @@
             <w:pPr>
               <w:pStyle w:val="Normal"/>
               <w:widowControl/>
+              <w:suppressAutoHyphens w:val="true"/>
               <w:spacing w:lineRule="auto" w:line="240" w:before="0" w:after="0"/>
               <w:jc w:val="start"/>
               <w:rPr>
@@ -4541,6 +4668,7 @@
             <w:pPr>
               <w:pStyle w:val="Normal"/>
               <w:widowControl/>
+              <w:suppressAutoHyphens w:val="true"/>
               <w:spacing w:lineRule="auto" w:line="240" w:before="0" w:after="0"/>
               <w:jc w:val="start"/>
               <w:rPr>
@@ -4572,6 +4700,7 @@
             <w:pPr>
               <w:pStyle w:val="Normal"/>
               <w:widowControl/>
+              <w:suppressAutoHyphens w:val="true"/>
               <w:spacing w:lineRule="auto" w:line="240" w:before="0" w:after="0"/>
               <w:jc w:val="start"/>
               <w:rPr>
@@ -4603,6 +4732,7 @@
             <w:pPr>
               <w:pStyle w:val="Normal"/>
               <w:widowControl/>
+              <w:suppressAutoHyphens w:val="true"/>
               <w:spacing w:lineRule="auto" w:line="240" w:before="0" w:after="0"/>
               <w:jc w:val="start"/>
               <w:rPr>
@@ -4637,6 +4767,7 @@
             <w:pPr>
               <w:pStyle w:val="Normal"/>
               <w:widowControl/>
+              <w:suppressAutoHyphens w:val="true"/>
               <w:spacing w:lineRule="auto" w:line="240" w:before="0" w:after="0"/>
               <w:jc w:val="start"/>
               <w:rPr>
@@ -4668,6 +4799,7 @@
             <w:pPr>
               <w:pStyle w:val="Normal"/>
               <w:widowControl/>
+              <w:suppressAutoHyphens w:val="true"/>
               <w:spacing w:lineRule="auto" w:line="240" w:before="0" w:after="0"/>
               <w:jc w:val="start"/>
               <w:rPr>
@@ -4699,6 +4831,7 @@
             <w:pPr>
               <w:pStyle w:val="Normal"/>
               <w:widowControl/>
+              <w:suppressAutoHyphens w:val="true"/>
               <w:spacing w:lineRule="auto" w:line="240" w:before="0" w:after="0"/>
               <w:jc w:val="start"/>
               <w:rPr>
@@ -4730,6 +4863,7 @@
             <w:pPr>
               <w:pStyle w:val="Normal"/>
               <w:widowControl/>
+              <w:suppressAutoHyphens w:val="true"/>
               <w:spacing w:lineRule="auto" w:line="240" w:before="0" w:after="0"/>
               <w:jc w:val="start"/>
               <w:rPr>
@@ -4761,6 +4895,7 @@
             <w:pPr>
               <w:pStyle w:val="Normal"/>
               <w:widowControl/>
+              <w:suppressAutoHyphens w:val="true"/>
               <w:spacing w:lineRule="auto" w:line="240" w:before="0" w:after="0"/>
               <w:jc w:val="start"/>
               <w:rPr>
@@ -4795,6 +4930,7 @@
             <w:pPr>
               <w:pStyle w:val="Normal"/>
               <w:widowControl/>
+              <w:suppressAutoHyphens w:val="true"/>
               <w:spacing w:lineRule="auto" w:line="240" w:before="0" w:after="0"/>
               <w:jc w:val="start"/>
               <w:rPr>
@@ -4826,6 +4962,7 @@
             <w:pPr>
               <w:pStyle w:val="Normal"/>
               <w:widowControl/>
+              <w:suppressAutoHyphens w:val="true"/>
               <w:spacing w:lineRule="auto" w:line="240" w:before="0" w:after="0"/>
               <w:jc w:val="start"/>
               <w:rPr>
@@ -4857,6 +4994,7 @@
             <w:pPr>
               <w:pStyle w:val="Normal"/>
               <w:widowControl/>
+              <w:suppressAutoHyphens w:val="true"/>
               <w:spacing w:lineRule="auto" w:line="240" w:before="0" w:after="0"/>
               <w:jc w:val="start"/>
               <w:rPr>
@@ -4888,6 +5026,7 @@
             <w:pPr>
               <w:pStyle w:val="Normal"/>
               <w:widowControl/>
+              <w:suppressAutoHyphens w:val="true"/>
               <w:spacing w:lineRule="auto" w:line="240" w:before="0" w:after="0"/>
               <w:jc w:val="start"/>
               <w:rPr>
@@ -4919,6 +5058,7 @@
             <w:pPr>
               <w:pStyle w:val="Normal"/>
               <w:widowControl/>
+              <w:suppressAutoHyphens w:val="true"/>
               <w:spacing w:lineRule="auto" w:line="240" w:before="0" w:after="0"/>
               <w:jc w:val="start"/>
               <w:rPr>
@@ -5230,6 +5370,7 @@
         </w:tabs>
         <w:ind w:start="1080" w:hanging="360"/>
       </w:pPr>
+      <w:rPr/>
     </w:lvl>
     <w:lvl w:ilvl="2">
       <w:start w:val="1"/>
@@ -5242,6 +5383,7 @@
         </w:tabs>
         <w:ind w:start="1440" w:hanging="360"/>
       </w:pPr>
+      <w:rPr/>
     </w:lvl>
     <w:lvl w:ilvl="3">
       <w:start w:val="1"/>
@@ -5254,6 +5396,7 @@
         </w:tabs>
         <w:ind w:start="1800" w:hanging="360"/>
       </w:pPr>
+      <w:rPr/>
     </w:lvl>
     <w:lvl w:ilvl="4">
       <w:start w:val="1"/>
@@ -5266,6 +5409,7 @@
         </w:tabs>
         <w:ind w:start="2160" w:hanging="360"/>
       </w:pPr>
+      <w:rPr/>
     </w:lvl>
     <w:lvl w:ilvl="5">
       <w:start w:val="1"/>
@@ -5278,6 +5422,7 @@
         </w:tabs>
         <w:ind w:start="2520" w:hanging="360"/>
       </w:pPr>
+      <w:rPr/>
     </w:lvl>
     <w:lvl w:ilvl="6">
       <w:start w:val="1"/>
@@ -5290,6 +5435,7 @@
         </w:tabs>
         <w:ind w:start="2880" w:hanging="360"/>
       </w:pPr>
+      <w:rPr/>
     </w:lvl>
     <w:lvl w:ilvl="7">
       <w:start w:val="1"/>
@@ -5302,6 +5448,7 @@
         </w:tabs>
         <w:ind w:start="3240" w:hanging="360"/>
       </w:pPr>
+      <w:rPr/>
     </w:lvl>
     <w:lvl w:ilvl="8">
       <w:start w:val="1"/>
@@ -5314,6 +5461,7 @@
         </w:tabs>
         <w:ind w:start="3600" w:hanging="360"/>
       </w:pPr>
+      <w:rPr/>
     </w:lvl>
   </w:abstractNum>
   <w:abstractNum w:abstractNumId="2">
@@ -5343,6 +5491,7 @@
         </w:tabs>
         <w:ind w:start="1080" w:hanging="360"/>
       </w:pPr>
+      <w:rPr/>
     </w:lvl>
     <w:lvl w:ilvl="2">
       <w:start w:val="1"/>
@@ -5355,6 +5504,7 @@
         </w:tabs>
         <w:ind w:start="1440" w:hanging="360"/>
       </w:pPr>
+      <w:rPr/>
     </w:lvl>
     <w:lvl w:ilvl="3">
       <w:start w:val="1"/>
@@ -5367,6 +5517,7 @@
         </w:tabs>
         <w:ind w:start="1800" w:hanging="360"/>
       </w:pPr>
+      <w:rPr/>
     </w:lvl>
     <w:lvl w:ilvl="4">
       <w:start w:val="1"/>
@@ -5379,6 +5530,7 @@
         </w:tabs>
         <w:ind w:start="2160" w:hanging="360"/>
       </w:pPr>
+      <w:rPr/>
     </w:lvl>
     <w:lvl w:ilvl="5">
       <w:start w:val="1"/>
@@ -5391,6 +5543,7 @@
         </w:tabs>
         <w:ind w:start="2520" w:hanging="360"/>
       </w:pPr>
+      <w:rPr/>
     </w:lvl>
     <w:lvl w:ilvl="6">
       <w:start w:val="1"/>
@@ -5403,6 +5556,7 @@
         </w:tabs>
         <w:ind w:start="2880" w:hanging="360"/>
       </w:pPr>
+      <w:rPr/>
     </w:lvl>
     <w:lvl w:ilvl="7">
       <w:start w:val="1"/>
@@ -5415,6 +5569,7 @@
         </w:tabs>
         <w:ind w:start="3240" w:hanging="360"/>
       </w:pPr>
+      <w:rPr/>
     </w:lvl>
     <w:lvl w:ilvl="8">
       <w:start w:val="1"/>
@@ -5427,6 +5582,7 @@
         </w:tabs>
         <w:ind w:start="3600" w:hanging="360"/>
       </w:pPr>
+      <w:rPr/>
     </w:lvl>
   </w:abstractNum>
   <w:abstractNum w:abstractNumId="3">
@@ -5456,6 +5612,7 @@
         </w:tabs>
         <w:ind w:start="1080" w:hanging="360"/>
       </w:pPr>
+      <w:rPr/>
     </w:lvl>
     <w:lvl w:ilvl="2">
       <w:start w:val="1"/>
@@ -5468,6 +5625,7 @@
         </w:tabs>
         <w:ind w:start="1440" w:hanging="360"/>
       </w:pPr>
+      <w:rPr/>
     </w:lvl>
     <w:lvl w:ilvl="3">
       <w:start w:val="1"/>
@@ -5480,6 +5638,7 @@
         </w:tabs>
         <w:ind w:start="1800" w:hanging="360"/>
       </w:pPr>
+      <w:rPr/>
     </w:lvl>
     <w:lvl w:ilvl="4">
       <w:start w:val="1"/>
@@ -5492,6 +5651,7 @@
         </w:tabs>
         <w:ind w:start="2160" w:hanging="360"/>
       </w:pPr>
+      <w:rPr/>
     </w:lvl>
     <w:lvl w:ilvl="5">
       <w:start w:val="1"/>
@@ -5504,6 +5664,7 @@
         </w:tabs>
         <w:ind w:start="2520" w:hanging="360"/>
       </w:pPr>
+      <w:rPr/>
     </w:lvl>
     <w:lvl w:ilvl="6">
       <w:start w:val="1"/>
@@ -5516,6 +5677,7 @@
         </w:tabs>
         <w:ind w:start="2880" w:hanging="360"/>
       </w:pPr>
+      <w:rPr/>
     </w:lvl>
     <w:lvl w:ilvl="7">
       <w:start w:val="1"/>
@@ -5528,6 +5690,7 @@
         </w:tabs>
         <w:ind w:start="3240" w:hanging="360"/>
       </w:pPr>
+      <w:rPr/>
     </w:lvl>
     <w:lvl w:ilvl="8">
       <w:start w:val="1"/>
@@ -5540,6 +5703,7 @@
         </w:tabs>
         <w:ind w:start="3600" w:hanging="360"/>
       </w:pPr>
+      <w:rPr/>
     </w:lvl>
   </w:abstractNum>
   <w:abstractNum w:abstractNumId="4">
@@ -5567,6 +5731,7 @@
         </w:tabs>
         <w:ind w:start="1080" w:hanging="360"/>
       </w:pPr>
+      <w:rPr/>
     </w:lvl>
     <w:lvl w:ilvl="2">
       <w:start w:val="1"/>
@@ -5579,6 +5744,7 @@
         </w:tabs>
         <w:ind w:start="1440" w:hanging="360"/>
       </w:pPr>
+      <w:rPr/>
     </w:lvl>
     <w:lvl w:ilvl="3">
       <w:start w:val="1"/>
@@ -5591,6 +5757,7 @@
         </w:tabs>
         <w:ind w:start="1800" w:hanging="360"/>
       </w:pPr>
+      <w:rPr/>
     </w:lvl>
     <w:lvl w:ilvl="4">
       <w:start w:val="1"/>
@@ -5603,6 +5770,7 @@
         </w:tabs>
         <w:ind w:start="2160" w:hanging="360"/>
       </w:pPr>
+      <w:rPr/>
     </w:lvl>
     <w:lvl w:ilvl="5">
       <w:start w:val="1"/>
@@ -5615,6 +5783,7 @@
         </w:tabs>
         <w:ind w:start="2520" w:hanging="360"/>
       </w:pPr>
+      <w:rPr/>
     </w:lvl>
     <w:lvl w:ilvl="6">
       <w:start w:val="1"/>
@@ -5627,6 +5796,7 @@
         </w:tabs>
         <w:ind w:start="2880" w:hanging="360"/>
       </w:pPr>
+      <w:rPr/>
     </w:lvl>
     <w:lvl w:ilvl="7">
       <w:start w:val="1"/>
@@ -5639,6 +5809,7 @@
         </w:tabs>
         <w:ind w:start="3240" w:hanging="360"/>
       </w:pPr>
+      <w:rPr/>
     </w:lvl>
     <w:lvl w:ilvl="8">
       <w:start w:val="1"/>
@@ -5651,6 +5822,7 @@
         </w:tabs>
         <w:ind w:start="3600" w:hanging="360"/>
       </w:pPr>
+      <w:rPr/>
     </w:lvl>
   </w:abstractNum>
   <w:abstractNum w:abstractNumId="5">
@@ -5678,6 +5850,7 @@
         </w:tabs>
         <w:ind w:start="1080" w:hanging="360"/>
       </w:pPr>
+      <w:rPr/>
     </w:lvl>
     <w:lvl w:ilvl="2">
       <w:start w:val="1"/>
@@ -5690,6 +5863,7 @@
         </w:tabs>
         <w:ind w:start="1440" w:hanging="360"/>
       </w:pPr>
+      <w:rPr/>
     </w:lvl>
     <w:lvl w:ilvl="3">
       <w:start w:val="1"/>
@@ -5702,6 +5876,7 @@
         </w:tabs>
         <w:ind w:start="1800" w:hanging="360"/>
       </w:pPr>
+      <w:rPr/>
     </w:lvl>
     <w:lvl w:ilvl="4">
       <w:start w:val="1"/>
@@ -5714,6 +5889,7 @@
         </w:tabs>
         <w:ind w:start="2160" w:hanging="360"/>
       </w:pPr>
+      <w:rPr/>
     </w:lvl>
     <w:lvl w:ilvl="5">
       <w:start w:val="1"/>
@@ -5726,6 +5902,7 @@
         </w:tabs>
         <w:ind w:start="2520" w:hanging="360"/>
       </w:pPr>
+      <w:rPr/>
     </w:lvl>
     <w:lvl w:ilvl="6">
       <w:start w:val="1"/>
@@ -5738,6 +5915,7 @@
         </w:tabs>
         <w:ind w:start="2880" w:hanging="360"/>
       </w:pPr>
+      <w:rPr/>
     </w:lvl>
     <w:lvl w:ilvl="7">
       <w:start w:val="1"/>
@@ -5750,6 +5928,7 @@
         </w:tabs>
         <w:ind w:start="3240" w:hanging="360"/>
       </w:pPr>
+      <w:rPr/>
     </w:lvl>
     <w:lvl w:ilvl="8">
       <w:start w:val="1"/>
@@ -5762,6 +5941,7 @@
         </w:tabs>
         <w:ind w:start="3600" w:hanging="360"/>
       </w:pPr>
+      <w:rPr/>
     </w:lvl>
   </w:abstractNum>
   <w:abstractNum w:abstractNumId="6">
@@ -5789,6 +5969,7 @@
         </w:tabs>
         <w:ind w:start="1080" w:hanging="360"/>
       </w:pPr>
+      <w:rPr/>
     </w:lvl>
     <w:lvl w:ilvl="2">
       <w:start w:val="1"/>
@@ -5801,6 +5982,7 @@
         </w:tabs>
         <w:ind w:start="1440" w:hanging="360"/>
       </w:pPr>
+      <w:rPr/>
     </w:lvl>
     <w:lvl w:ilvl="3">
       <w:start w:val="1"/>
@@ -5813,6 +5995,7 @@
         </w:tabs>
         <w:ind w:start="1800" w:hanging="360"/>
       </w:pPr>
+      <w:rPr/>
     </w:lvl>
     <w:lvl w:ilvl="4">
       <w:start w:val="1"/>
@@ -5825,6 +6008,7 @@
         </w:tabs>
         <w:ind w:start="2160" w:hanging="360"/>
       </w:pPr>
+      <w:rPr/>
     </w:lvl>
     <w:lvl w:ilvl="5">
       <w:start w:val="1"/>
@@ -5837,6 +6021,7 @@
         </w:tabs>
         <w:ind w:start="2520" w:hanging="360"/>
       </w:pPr>
+      <w:rPr/>
     </w:lvl>
     <w:lvl w:ilvl="6">
       <w:start w:val="1"/>
@@ -5849,6 +6034,7 @@
         </w:tabs>
         <w:ind w:start="2880" w:hanging="360"/>
       </w:pPr>
+      <w:rPr/>
     </w:lvl>
     <w:lvl w:ilvl="7">
       <w:start w:val="1"/>
@@ -5861,6 +6047,7 @@
         </w:tabs>
         <w:ind w:start="3240" w:hanging="360"/>
       </w:pPr>
+      <w:rPr/>
     </w:lvl>
     <w:lvl w:ilvl="8">
       <w:start w:val="1"/>
@@ -5873,6 +6060,7 @@
         </w:tabs>
         <w:ind w:start="3600" w:hanging="360"/>
       </w:pPr>
+      <w:rPr/>
     </w:lvl>
   </w:abstractNum>
   <w:abstractNum w:abstractNumId="7">
@@ -6023,7 +6211,7 @@
   <w:docDefaults>
     <w:rPrDefault>
       <w:rPr>
-        <w:rFonts w:ascii="Cambria" w:hAnsi="Cambria" w:eastAsia="ＭＳ 明朝" w:cs="" w:asciiTheme="minorHAnsi" w:cstheme="minorBidi" w:eastAsiaTheme="minorEastAsia" w:hAnsiTheme="minorHAnsi"/>
+        <w:rFonts w:ascii="Cambria" w:hAnsi="Cambria" w:eastAsia="" w:cs="" w:asciiTheme="minorHAnsi" w:cstheme="minorBidi" w:eastAsiaTheme="minorEastAsia" w:hAnsiTheme="minorHAnsi"/>
         <w:sz w:val="22"/>
         <w:szCs w:val="22"/>
         <w:lang w:val="en-US" w:eastAsia="en-US" w:bidi="ar-SA"/>
@@ -6180,12 +6368,13 @@
     <w:rsid w:val="00fc693f"/>
     <w:pPr>
       <w:widowControl/>
+      <w:suppressAutoHyphens w:val="true"/>
       <w:bidi w:val="0"/>
       <w:spacing w:lineRule="auto" w:line="276" w:before="0" w:after="200"/>
       <w:jc w:val="start"/>
     </w:pPr>
     <w:rPr>
-      <w:rFonts w:ascii="Cambria" w:hAnsi="Cambria" w:eastAsia="ＭＳ 明朝" w:cs="" w:asciiTheme="minorHAnsi" w:cstheme="minorBidi" w:eastAsiaTheme="minorEastAsia" w:hAnsiTheme="minorHAnsi"/>
+      <w:rFonts w:ascii="Cambria" w:hAnsi="Cambria" w:eastAsia="" w:cs="" w:asciiTheme="minorHAnsi" w:cstheme="minorBidi" w:eastAsiaTheme="minorEastAsia" w:hAnsiTheme="minorHAnsi"/>
       <w:color w:val="auto"/>
       <w:kern w:val="0"/>
       <w:sz w:val="22"/>
@@ -6208,7 +6397,7 @@
       <w:outlineLvl w:val="0"/>
     </w:pPr>
     <w:rPr>
-      <w:rFonts w:ascii="Calibri" w:hAnsi="Calibri" w:eastAsia="ＭＳ ゴシック" w:cs="" w:asciiTheme="majorHAnsi" w:cstheme="majorBidi" w:eastAsiaTheme="majorEastAsia" w:hAnsiTheme="majorHAnsi"/>
+      <w:rFonts w:ascii="Calibri" w:hAnsi="Calibri" w:eastAsia="" w:cs="" w:asciiTheme="majorHAnsi" w:cstheme="majorBidi" w:eastAsiaTheme="majorEastAsia" w:hAnsiTheme="majorHAnsi"/>
       <w:b/>
       <w:bCs/>
       <w:color w:themeColor="accent1" w:themeShade="bf" w:val="365F91"/>
@@ -6232,7 +6421,7 @@
       <w:outlineLvl w:val="1"/>
     </w:pPr>
     <w:rPr>
-      <w:rFonts w:ascii="Calibri" w:hAnsi="Calibri" w:eastAsia="ＭＳ ゴシック" w:cs="" w:asciiTheme="majorHAnsi" w:cstheme="majorBidi" w:eastAsiaTheme="majorEastAsia" w:hAnsiTheme="majorHAnsi"/>
+      <w:rFonts w:ascii="Calibri" w:hAnsi="Calibri" w:eastAsia="" w:cs="" w:asciiTheme="majorHAnsi" w:cstheme="majorBidi" w:eastAsiaTheme="majorEastAsia" w:hAnsiTheme="majorHAnsi"/>
       <w:b/>
       <w:bCs/>
       <w:color w:themeColor="accent1" w:val="4F81BD"/>
@@ -6256,7 +6445,7 @@
       <w:outlineLvl w:val="2"/>
     </w:pPr>
     <w:rPr>
-      <w:rFonts w:ascii="Calibri" w:hAnsi="Calibri" w:eastAsia="ＭＳ ゴシック" w:cs="" w:asciiTheme="majorHAnsi" w:cstheme="majorBidi" w:eastAsiaTheme="majorEastAsia" w:hAnsiTheme="majorHAnsi"/>
+      <w:rFonts w:ascii="Calibri" w:hAnsi="Calibri" w:eastAsia="" w:cs="" w:asciiTheme="majorHAnsi" w:cstheme="majorBidi" w:eastAsiaTheme="majorEastAsia" w:hAnsiTheme="majorHAnsi"/>
       <w:b/>
       <w:bCs/>
       <w:color w:themeColor="accent1" w:val="4F81BD"/>
@@ -6279,7 +6468,7 @@
       <w:outlineLvl w:val="3"/>
     </w:pPr>
     <w:rPr>
-      <w:rFonts w:ascii="Calibri" w:hAnsi="Calibri" w:eastAsia="ＭＳ ゴシック" w:cs="" w:asciiTheme="majorHAnsi" w:cstheme="majorBidi" w:eastAsiaTheme="majorEastAsia" w:hAnsiTheme="majorHAnsi"/>
+      <w:rFonts w:ascii="Calibri" w:hAnsi="Calibri" w:eastAsia="" w:cs="" w:asciiTheme="majorHAnsi" w:cstheme="majorBidi" w:eastAsiaTheme="majorEastAsia" w:hAnsiTheme="majorHAnsi"/>
       <w:b/>
       <w:bCs/>
       <w:i/>
@@ -6304,7 +6493,7 @@
       <w:outlineLvl w:val="4"/>
     </w:pPr>
     <w:rPr>
-      <w:rFonts w:ascii="Calibri" w:hAnsi="Calibri" w:eastAsia="ＭＳ ゴシック" w:cs="" w:asciiTheme="majorHAnsi" w:cstheme="majorBidi" w:eastAsiaTheme="majorEastAsia" w:hAnsiTheme="majorHAnsi"/>
+      <w:rFonts w:ascii="Calibri" w:hAnsi="Calibri" w:eastAsia="" w:cs="" w:asciiTheme="majorHAnsi" w:cstheme="majorBidi" w:eastAsiaTheme="majorEastAsia" w:hAnsiTheme="majorHAnsi"/>
       <w:color w:themeColor="accent1" w:themeShade="7f" w:val="243F60"/>
     </w:rPr>
   </w:style>
@@ -6325,7 +6514,7 @@
       <w:outlineLvl w:val="5"/>
     </w:pPr>
     <w:rPr>
-      <w:rFonts w:ascii="Calibri" w:hAnsi="Calibri" w:eastAsia="ＭＳ ゴシック" w:cs="" w:asciiTheme="majorHAnsi" w:cstheme="majorBidi" w:eastAsiaTheme="majorEastAsia" w:hAnsiTheme="majorHAnsi"/>
+      <w:rFonts w:ascii="Calibri" w:hAnsi="Calibri" w:eastAsia="" w:cs="" w:asciiTheme="majorHAnsi" w:cstheme="majorBidi" w:eastAsiaTheme="majorEastAsia" w:hAnsiTheme="majorHAnsi"/>
       <w:i/>
       <w:iCs/>
       <w:color w:themeColor="accent1" w:themeShade="7f" w:val="243F60"/>
@@ -6348,7 +6537,7 @@
       <w:outlineLvl w:val="6"/>
     </w:pPr>
     <w:rPr>
-      <w:rFonts w:ascii="Calibri" w:hAnsi="Calibri" w:eastAsia="ＭＳ ゴシック" w:cs="" w:asciiTheme="majorHAnsi" w:cstheme="majorBidi" w:eastAsiaTheme="majorEastAsia" w:hAnsiTheme="majorHAnsi"/>
+      <w:rFonts w:ascii="Calibri" w:hAnsi="Calibri" w:eastAsia="" w:cs="" w:asciiTheme="majorHAnsi" w:cstheme="majorBidi" w:eastAsiaTheme="majorEastAsia" w:hAnsiTheme="majorHAnsi"/>
       <w:i/>
       <w:iCs/>
       <w:color w:themeColor="text1" w:themeTint="bf" w:val="404040"/>
@@ -6371,7 +6560,7 @@
       <w:outlineLvl w:val="7"/>
     </w:pPr>
     <w:rPr>
-      <w:rFonts w:ascii="Calibri" w:hAnsi="Calibri" w:eastAsia="ＭＳ ゴシック" w:cs="" w:asciiTheme="majorHAnsi" w:cstheme="majorBidi" w:eastAsiaTheme="majorEastAsia" w:hAnsiTheme="majorHAnsi"/>
+      <w:rFonts w:ascii="Calibri" w:hAnsi="Calibri" w:eastAsia="" w:cs="" w:asciiTheme="majorHAnsi" w:cstheme="majorBidi" w:eastAsiaTheme="majorEastAsia" w:hAnsiTheme="majorHAnsi"/>
       <w:color w:themeColor="accent1" w:val="4F81BD"/>
       <w:sz w:val="20"/>
       <w:szCs w:val="20"/>
@@ -6394,7 +6583,7 @@
       <w:outlineLvl w:val="8"/>
     </w:pPr>
     <w:rPr>
-      <w:rFonts w:ascii="Calibri" w:hAnsi="Calibri" w:eastAsia="ＭＳ ゴシック" w:cs="" w:asciiTheme="majorHAnsi" w:cstheme="majorBidi" w:eastAsiaTheme="majorEastAsia" w:hAnsiTheme="majorHAnsi"/>
+      <w:rFonts w:ascii="Calibri" w:hAnsi="Calibri" w:eastAsia="" w:cs="" w:asciiTheme="majorHAnsi" w:cstheme="majorBidi" w:eastAsiaTheme="majorEastAsia" w:hAnsiTheme="majorHAnsi"/>
       <w:i/>
       <w:iCs/>
       <w:color w:themeColor="text1" w:themeTint="bf" w:val="404040"/>
@@ -6433,7 +6622,7 @@
     <w:qFormat/>
     <w:rsid w:val="00fc693f"/>
     <w:rPr>
-      <w:rFonts w:ascii="Calibri" w:hAnsi="Calibri" w:eastAsia="ＭＳ ゴシック" w:cs="" w:asciiTheme="majorHAnsi" w:cstheme="majorBidi" w:eastAsiaTheme="majorEastAsia" w:hAnsiTheme="majorHAnsi"/>
+      <w:rFonts w:ascii="Calibri" w:hAnsi="Calibri" w:eastAsia="" w:cs="" w:asciiTheme="majorHAnsi" w:cstheme="majorBidi" w:eastAsiaTheme="majorEastAsia" w:hAnsiTheme="majorHAnsi"/>
       <w:b/>
       <w:bCs/>
       <w:color w:themeColor="accent1" w:themeShade="bf" w:val="365F91"/>
@@ -6448,7 +6637,7 @@
     <w:qFormat/>
     <w:rsid w:val="00fc693f"/>
     <w:rPr>
-      <w:rFonts w:ascii="Calibri" w:hAnsi="Calibri" w:eastAsia="ＭＳ ゴシック" w:cs="" w:asciiTheme="majorHAnsi" w:cstheme="majorBidi" w:eastAsiaTheme="majorEastAsia" w:hAnsiTheme="majorHAnsi"/>
+      <w:rFonts w:ascii="Calibri" w:hAnsi="Calibri" w:eastAsia="" w:cs="" w:asciiTheme="majorHAnsi" w:cstheme="majorBidi" w:eastAsiaTheme="majorEastAsia" w:hAnsiTheme="majorHAnsi"/>
       <w:b/>
       <w:bCs/>
       <w:color w:themeColor="accent1" w:val="4F81BD"/>
@@ -6463,7 +6652,7 @@
     <w:qFormat/>
     <w:rsid w:val="00fc693f"/>
     <w:rPr>
-      <w:rFonts w:ascii="Calibri" w:hAnsi="Calibri" w:eastAsia="ＭＳ ゴシック" w:cs="" w:asciiTheme="majorHAnsi" w:cstheme="majorBidi" w:eastAsiaTheme="majorEastAsia" w:hAnsiTheme="majorHAnsi"/>
+      <w:rFonts w:ascii="Calibri" w:hAnsi="Calibri" w:eastAsia="" w:cs="" w:asciiTheme="majorHAnsi" w:cstheme="majorBidi" w:eastAsiaTheme="majorEastAsia" w:hAnsiTheme="majorHAnsi"/>
       <w:b/>
       <w:bCs/>
       <w:color w:themeColor="accent1" w:val="4F81BD"/>
@@ -6476,7 +6665,7 @@
     <w:qFormat/>
     <w:rsid w:val="00fc693f"/>
     <w:rPr>
-      <w:rFonts w:ascii="Calibri" w:hAnsi="Calibri" w:eastAsia="ＭＳ ゴシック" w:cs="" w:asciiTheme="majorHAnsi" w:cstheme="majorBidi" w:eastAsiaTheme="majorEastAsia" w:hAnsiTheme="majorHAnsi"/>
+      <w:rFonts w:ascii="Calibri" w:hAnsi="Calibri" w:eastAsia="" w:cs="" w:asciiTheme="majorHAnsi" w:cstheme="majorBidi" w:eastAsiaTheme="majorEastAsia" w:hAnsiTheme="majorHAnsi"/>
       <w:color w:themeColor="text2" w:themeShade="bf" w:val="17365D"/>
       <w:spacing w:val="5"/>
       <w:kern w:val="2"/>
@@ -6491,7 +6680,7 @@
     <w:qFormat/>
     <w:rsid w:val="00fc693f"/>
     <w:rPr>
-      <w:rFonts w:ascii="Calibri" w:hAnsi="Calibri" w:eastAsia="ＭＳ ゴシック" w:cs="" w:asciiTheme="majorHAnsi" w:cstheme="majorBidi" w:eastAsiaTheme="majorEastAsia" w:hAnsiTheme="majorHAnsi"/>
+      <w:rFonts w:ascii="Calibri" w:hAnsi="Calibri" w:eastAsia="" w:cs="" w:asciiTheme="majorHAnsi" w:cstheme="majorBidi" w:eastAsiaTheme="majorEastAsia" w:hAnsiTheme="majorHAnsi"/>
       <w:i/>
       <w:iCs/>
       <w:color w:themeColor="accent1" w:val="4F81BD"/>
@@ -6563,7 +6752,7 @@
     <w:qFormat/>
     <w:rsid w:val="00fc693f"/>
     <w:rPr>
-      <w:rFonts w:ascii="Calibri" w:hAnsi="Calibri" w:eastAsia="ＭＳ ゴシック" w:cs="" w:asciiTheme="majorHAnsi" w:cstheme="majorBidi" w:eastAsiaTheme="majorEastAsia" w:hAnsiTheme="majorHAnsi"/>
+      <w:rFonts w:ascii="Calibri" w:hAnsi="Calibri" w:eastAsia="" w:cs="" w:asciiTheme="majorHAnsi" w:cstheme="majorBidi" w:eastAsiaTheme="majorEastAsia" w:hAnsiTheme="majorHAnsi"/>
       <w:b/>
       <w:bCs/>
       <w:i/>
@@ -6579,7 +6768,7 @@
     <w:qFormat/>
     <w:rsid w:val="00fc693f"/>
     <w:rPr>
-      <w:rFonts w:ascii="Calibri" w:hAnsi="Calibri" w:eastAsia="ＭＳ ゴシック" w:cs="" w:asciiTheme="majorHAnsi" w:cstheme="majorBidi" w:eastAsiaTheme="majorEastAsia" w:hAnsiTheme="majorHAnsi"/>
+      <w:rFonts w:ascii="Calibri" w:hAnsi="Calibri" w:eastAsia="" w:cs="" w:asciiTheme="majorHAnsi" w:cstheme="majorBidi" w:eastAsiaTheme="majorEastAsia" w:hAnsiTheme="majorHAnsi"/>
       <w:color w:themeColor="accent1" w:themeShade="7f" w:val="243F60"/>
     </w:rPr>
   </w:style>
@@ -6591,7 +6780,7 @@
     <w:qFormat/>
     <w:rsid w:val="00fc693f"/>
     <w:rPr>
-      <w:rFonts w:ascii="Calibri" w:hAnsi="Calibri" w:eastAsia="ＭＳ ゴシック" w:cs="" w:asciiTheme="majorHAnsi" w:cstheme="majorBidi" w:eastAsiaTheme="majorEastAsia" w:hAnsiTheme="majorHAnsi"/>
+      <w:rFonts w:ascii="Calibri" w:hAnsi="Calibri" w:eastAsia="" w:cs="" w:asciiTheme="majorHAnsi" w:cstheme="majorBidi" w:eastAsiaTheme="majorEastAsia" w:hAnsiTheme="majorHAnsi"/>
       <w:i/>
       <w:iCs/>
       <w:color w:themeColor="accent1" w:themeShade="7f" w:val="243F60"/>
@@ -6605,7 +6794,7 @@
     <w:qFormat/>
     <w:rsid w:val="00fc693f"/>
     <w:rPr>
-      <w:rFonts w:ascii="Calibri" w:hAnsi="Calibri" w:eastAsia="ＭＳ ゴシック" w:cs="" w:asciiTheme="majorHAnsi" w:cstheme="majorBidi" w:eastAsiaTheme="majorEastAsia" w:hAnsiTheme="majorHAnsi"/>
+      <w:rFonts w:ascii="Calibri" w:hAnsi="Calibri" w:eastAsia="" w:cs="" w:asciiTheme="majorHAnsi" w:cstheme="majorBidi" w:eastAsiaTheme="majorEastAsia" w:hAnsiTheme="majorHAnsi"/>
       <w:i/>
       <w:iCs/>
       <w:color w:themeColor="text1" w:themeTint="bf" w:val="404040"/>
@@ -6619,7 +6808,7 @@
     <w:qFormat/>
     <w:rsid w:val="00fc693f"/>
     <w:rPr>
-      <w:rFonts w:ascii="Calibri" w:hAnsi="Calibri" w:eastAsia="ＭＳ ゴシック" w:cs="" w:asciiTheme="majorHAnsi" w:cstheme="majorBidi" w:eastAsiaTheme="majorEastAsia" w:hAnsiTheme="majorHAnsi"/>
+      <w:rFonts w:ascii="Calibri" w:hAnsi="Calibri" w:eastAsia="" w:cs="" w:asciiTheme="majorHAnsi" w:cstheme="majorBidi" w:eastAsiaTheme="majorEastAsia" w:hAnsiTheme="majorHAnsi"/>
       <w:color w:themeColor="accent1" w:val="4F81BD"/>
       <w:sz w:val="20"/>
       <w:szCs w:val="20"/>
@@ -6633,7 +6822,7 @@
     <w:qFormat/>
     <w:rsid w:val="00fc693f"/>
     <w:rPr>
-      <w:rFonts w:ascii="Calibri" w:hAnsi="Calibri" w:eastAsia="ＭＳ ゴシック" w:cs="" w:asciiTheme="majorHAnsi" w:cstheme="majorBidi" w:eastAsiaTheme="majorEastAsia" w:hAnsiTheme="majorHAnsi"/>
+      <w:rFonts w:ascii="Calibri" w:hAnsi="Calibri" w:eastAsia="" w:cs="" w:asciiTheme="majorHAnsi" w:cstheme="majorBidi" w:eastAsiaTheme="majorEastAsia" w:hAnsiTheme="majorHAnsi"/>
       <w:i/>
       <w:iCs/>
       <w:color w:themeColor="text1" w:themeTint="bf" w:val="404040"/>
@@ -6815,6 +7004,39 @@
       <w:rFonts w:cs="Noto Sans Devanagari"/>
     </w:rPr>
   </w:style>
+  <w:style w:type="paragraph" w:styleId="berschriftuser">
+    <w:name w:val="Überschrift (user)"/>
+    <w:basedOn w:val="Normal"/>
+    <w:next w:val="BodyText"/>
+    <w:qFormat/>
+    <w:pPr>
+      <w:keepNext w:val="true"/>
+      <w:spacing w:before="240" w:after="120"/>
+    </w:pPr>
+    <w:rPr>
+      <w:rFonts w:ascii="Liberation Sans" w:hAnsi="Liberation Sans" w:eastAsia="Noto Sans CJK SC" w:cs="Noto Sans Devanagari"/>
+      <w:sz w:val="28"/>
+      <w:szCs w:val="28"/>
+    </w:rPr>
+  </w:style>
+  <w:style w:type="paragraph" w:styleId="Verzeichnisuser">
+    <w:name w:val="Verzeichnis (user)"/>
+    <w:basedOn w:val="Normal"/>
+    <w:qFormat/>
+    <w:pPr>
+      <w:suppressLineNumbers/>
+    </w:pPr>
+    <w:rPr>
+      <w:rFonts w:cs="Noto Sans Devanagari"/>
+    </w:rPr>
+  </w:style>
+  <w:style w:type="paragraph" w:styleId="Kopf-Fuzeileuser">
+    <w:name w:val="Kopf-/Fußzeile (user)"/>
+    <w:basedOn w:val="Normal"/>
+    <w:qFormat/>
+    <w:pPr/>
+    <w:rPr/>
+  </w:style>
   <w:style w:type="paragraph" w:styleId="Kopf-Fuzeile">
     <w:name w:val="Kopf-/Fußzeile"/>
     <w:basedOn w:val="Normal"/>
@@ -6863,12 +7085,13 @@
     <w:rsid w:val="00fc693f"/>
     <w:pPr>
       <w:widowControl/>
+      <w:suppressAutoHyphens w:val="true"/>
       <w:bidi w:val="0"/>
       <w:spacing w:lineRule="auto" w:line="240" w:before="0" w:after="0"/>
       <w:jc w:val="start"/>
     </w:pPr>
     <w:rPr>
-      <w:rFonts w:ascii="Cambria" w:hAnsi="Cambria" w:eastAsia="ＭＳ 明朝" w:cs="" w:asciiTheme="minorHAnsi" w:cstheme="minorBidi" w:eastAsiaTheme="minorEastAsia" w:hAnsiTheme="minorHAnsi"/>
+      <w:rFonts w:ascii="Cambria" w:hAnsi="Cambria" w:eastAsia="" w:cs="" w:asciiTheme="minorHAnsi" w:cstheme="minorBidi" w:eastAsiaTheme="minorEastAsia" w:hAnsiTheme="minorHAnsi"/>
       <w:color w:val="auto"/>
       <w:kern w:val="0"/>
       <w:sz w:val="22"/>
@@ -6892,7 +7115,7 @@
       <w:contextualSpacing/>
     </w:pPr>
     <w:rPr>
-      <w:rFonts w:ascii="Calibri" w:hAnsi="Calibri" w:eastAsia="ＭＳ ゴシック" w:cs="" w:asciiTheme="majorHAnsi" w:cstheme="majorBidi" w:eastAsiaTheme="majorEastAsia" w:hAnsiTheme="majorHAnsi"/>
+      <w:rFonts w:ascii="Calibri" w:hAnsi="Calibri" w:eastAsia="" w:cs="" w:asciiTheme="majorHAnsi" w:cstheme="majorBidi" w:eastAsiaTheme="majorEastAsia" w:hAnsiTheme="majorHAnsi"/>
       <w:color w:themeColor="text2" w:themeShade="bf" w:val="17365D"/>
       <w:spacing w:val="5"/>
       <w:kern w:val="2"/>
@@ -6910,7 +7133,7 @@
     <w:rsid w:val="00fc693f"/>
     <w:pPr/>
     <w:rPr>
-      <w:rFonts w:ascii="Calibri" w:hAnsi="Calibri" w:eastAsia="ＭＳ ゴシック" w:cs="" w:asciiTheme="majorHAnsi" w:cstheme="majorBidi" w:eastAsiaTheme="majorEastAsia" w:hAnsiTheme="majorHAnsi"/>
+      <w:rFonts w:ascii="Calibri" w:hAnsi="Calibri" w:eastAsia="" w:cs="" w:asciiTheme="majorHAnsi" w:cstheme="majorBidi" w:eastAsiaTheme="majorEastAsia" w:hAnsiTheme="majorHAnsi"/>
       <w:i/>
       <w:iCs/>
       <w:color w:themeColor="accent1" w:val="4F81BD"/>
@@ -7143,12 +7366,13 @@
         <w:tab w:val="left" w:pos="3456" w:leader="none"/>
         <w:tab w:val="left" w:pos="4032" w:leader="none"/>
       </w:tabs>
+      <w:suppressAutoHyphens w:val="true"/>
       <w:bidi w:val="0"/>
       <w:spacing w:lineRule="auto" w:line="276" w:before="0" w:after="200"/>
       <w:jc w:val="start"/>
     </w:pPr>
     <w:rPr>
-      <w:rFonts w:ascii="Courier" w:hAnsi="Courier" w:eastAsia="ＭＳ 明朝" w:cs="" w:cstheme="minorBidi" w:eastAsiaTheme="minorEastAsia"/>
+      <w:rFonts w:ascii="Courier" w:hAnsi="Courier" w:eastAsia="" w:cs="" w:cstheme="minorBidi" w:eastAsiaTheme="minorEastAsia"/>
       <w:color w:val="auto"/>
       <w:kern w:val="0"/>
       <w:sz w:val="20"/>
@@ -7196,7 +7420,7 @@
   </w:style>
   <w:style w:type="paragraph" w:styleId="IndexHeading">
     <w:name w:val="index heading"/>
-    <w:basedOn w:val="berschrift"/>
+    <w:basedOn w:val="berschriftuser"/>
     <w:pPr/>
     <w:rPr/>
   </w:style>
@@ -7214,8 +7438,8 @@
     </w:pPr>
     <w:rPr/>
   </w:style>
-  <w:style w:type="numbering" w:styleId="KeineListe" w:default="1">
-    <w:name w:val="Keine Liste"/>
+  <w:style w:type="numbering" w:styleId="KeineListeuser" w:default="1">
+    <w:name w:val="Keine Liste (user)"/>
     <w:uiPriority w:val="99"/>
     <w:semiHidden/>
     <w:unhideWhenUsed/>
@@ -10346,7 +10570,6 @@
       <w:pPr>
         <w:spacing w:before="0" w:after="0" w:line="240" w:lineRule="auto"/>
       </w:pPr>
-      <w:rPr/>
       <w:tblPr/>
       <w:tcPr>
         <w:tcBorders>
@@ -10492,7 +10715,6 @@
       <w:pPr>
         <w:spacing w:before="0" w:after="0" w:line="240" w:lineRule="auto"/>
       </w:pPr>
-      <w:rPr/>
       <w:tblPr/>
       <w:tcPr>
         <w:tcBorders>
@@ -10638,7 +10860,6 @@
       <w:pPr>
         <w:spacing w:before="0" w:after="0" w:line="240" w:lineRule="auto"/>
       </w:pPr>
-      <w:rPr/>
       <w:tblPr/>
       <w:tcPr>
         <w:tcBorders>
@@ -10784,7 +11005,6 @@
       <w:pPr>
         <w:spacing w:before="0" w:after="0" w:line="240" w:lineRule="auto"/>
       </w:pPr>
-      <w:rPr/>
       <w:tblPr/>
       <w:tcPr>
         <w:tcBorders>
@@ -10930,7 +11150,6 @@
       <w:pPr>
         <w:spacing w:before="0" w:after="0" w:line="240" w:lineRule="auto"/>
       </w:pPr>
-      <w:rPr/>
       <w:tblPr/>
       <w:tcPr>
         <w:tcBorders>
@@ -11076,7 +11295,6 @@
       <w:pPr>
         <w:spacing w:before="0" w:after="0" w:line="240" w:lineRule="auto"/>
       </w:pPr>
-      <w:rPr/>
       <w:tblPr/>
       <w:tcPr>
         <w:tcBorders>
@@ -11222,7 +11440,6 @@
       <w:pPr>
         <w:spacing w:before="0" w:after="0" w:line="240" w:lineRule="auto"/>
       </w:pPr>
-      <w:rPr/>
       <w:tblPr/>
       <w:tcPr>
         <w:tcBorders>
